--- a/ru/wisdom-stories/goose-to-be-plucked.docx
+++ b/ru/wisdom-stories/goose-to-be-plucked.docx
@@ -4,582 +4,324 @@
   <w:body>
     <w:p>
       <w:pPr>
-        <w:spacing w:before="0" w:after="60"/>
-        <w:jc w:val="left"/>
+        <w:pStyle w:val="Title"/>
       </w:pPr>
       <w:r>
-        <w:rPr>
-          <w:rFonts w:ascii="Arial" w:hAnsi="Arial" w:eastAsia="Arial"/>
-          <w:i w:val="0"/>
-          <w:color w:val="000000"/>
-          <w:sz w:val="52"/>
-        </w:rPr>
         <w:t>Гусь, которого предстоит ощипать</w:t>
       </w:r>
     </w:p>
     <w:p>
-      <w:pPr>
-        <w:jc w:val="left"/>
-      </w:pPr>
+      <w:pPr/>
       <w:r>
-        <w:rPr>
-          <w:rFonts w:ascii="Arial" w:hAnsi="Arial" w:eastAsia="Arial"/>
-          <w:i w:val="0"/>
-          <w:color w:val="000000"/>
-          <w:sz w:val="22"/>
-        </w:rPr>
         <w:t>В очень холодный зимний день царь решил покинуть дворец, переодевшись, и взять с собой своего главного визиря. Пройдя некоторое время, они наткнулись на старика, работавшего на берегу ручья. Старик окунал шкуры в воду и отбивал их.</w:t>
       </w:r>
     </w:p>
     <w:p>
       <w:pPr>
-        <w:jc w:val="left"/>
+        <w:spacing w:after="80"/>
       </w:pPr>
       <w:r>
-        <w:rPr>
-          <w:rFonts w:ascii="Arial" w:hAnsi="Arial" w:eastAsia="Arial"/>
-          <w:i w:val="0"/>
-          <w:color w:val="000000"/>
-          <w:sz w:val="22"/>
-        </w:rPr>
         <w:t>Царь поприветствовал старика:</w:t>
       </w:r>
     </w:p>
     <w:p>
       <w:pPr>
-        <w:jc w:val="left"/>
+        <w:spacing w:after="80"/>
       </w:pPr>
       <w:r>
-        <w:rPr>
-          <w:rFonts w:ascii="Arial" w:hAnsi="Arial" w:eastAsia="Arial"/>
-          <w:i w:val="0"/>
-          <w:color w:val="000000"/>
-          <w:sz w:val="22"/>
-        </w:rPr>
         <w:t>— Ассаламу алейкум, о пири-фани.</w:t>
       </w:r>
     </w:p>
     <w:p>
       <w:pPr>
-        <w:jc w:val="left"/>
+        <w:spacing w:after="80"/>
       </w:pPr>
       <w:r>
-        <w:rPr>
-          <w:rFonts w:ascii="Arial" w:hAnsi="Arial" w:eastAsia="Arial"/>
-          <w:i w:val="0"/>
-          <w:color w:val="000000"/>
-          <w:sz w:val="22"/>
-        </w:rPr>
         <w:t>— Ассаламу алейкум, о сардари-джахан, — и старик принял приветствие. Царь спросил:</w:t>
       </w:r>
     </w:p>
     <w:p>
       <w:pPr>
-        <w:jc w:val="left"/>
+        <w:spacing w:after="80"/>
       </w:pPr>
       <w:r>
-        <w:rPr>
-          <w:rFonts w:ascii="Arial" w:hAnsi="Arial" w:eastAsia="Arial"/>
-          <w:i w:val="0"/>
-          <w:color w:val="000000"/>
-          <w:sz w:val="22"/>
-        </w:rPr>
-        <w:t>— Что вы делали в шесть?</w:t>
+        <w:t>— Что ты делал в те шесть месяцев?</w:t>
       </w:r>
     </w:p>
     <w:p>
       <w:pPr>
-        <w:jc w:val="left"/>
+        <w:spacing w:after="80"/>
       </w:pPr>
       <w:r>
-        <w:rPr>
-          <w:rFonts w:ascii="Arial" w:hAnsi="Arial" w:eastAsia="Arial"/>
-          <w:i w:val="0"/>
-          <w:color w:val="000000"/>
-          <w:sz w:val="22"/>
-        </w:rPr>
-        <w:t>— Если не прибавить шесть к шести, получится не тридцать два, — ответил он.</w:t>
+        <w:t>— Если к шести не прибавить ещё шесть, тридцать два не прокормишь, — ответил старик.</w:t>
       </w:r>
     </w:p>
     <w:p>
       <w:pPr>
-        <w:jc w:val="left"/>
+        <w:spacing w:after="80"/>
       </w:pPr>
       <w:r>
-        <w:rPr>
-          <w:rFonts w:ascii="Arial" w:hAnsi="Arial" w:eastAsia="Arial"/>
-          <w:i w:val="0"/>
-          <w:color w:val="000000"/>
-          <w:sz w:val="22"/>
-        </w:rPr>
         <w:t>Царь снова спросил:</w:t>
       </w:r>
     </w:p>
     <w:p>
       <w:pPr>
-        <w:jc w:val="left"/>
+        <w:spacing w:after="80"/>
       </w:pPr>
       <w:r>
-        <w:rPr>
-          <w:rFonts w:ascii="Arial" w:hAnsi="Arial" w:eastAsia="Arial"/>
-          <w:i w:val="0"/>
-          <w:color w:val="000000"/>
-          <w:sz w:val="22"/>
-        </w:rPr>
         <w:t>— Вы никогда не вставали по ночам?</w:t>
       </w:r>
     </w:p>
     <w:p>
       <w:pPr>
-        <w:jc w:val="left"/>
+        <w:spacing w:after="80"/>
       </w:pPr>
       <w:r>
-        <w:rPr>
-          <w:rFonts w:ascii="Arial" w:hAnsi="Arial" w:eastAsia="Arial"/>
-          <w:i w:val="0"/>
-          <w:color w:val="000000"/>
-          <w:sz w:val="22"/>
-        </w:rPr>
         <w:t>— Мы вставали, царь… но это было хорошо для народа…</w:t>
       </w:r>
     </w:p>
     <w:p>
       <w:pPr>
-        <w:jc w:val="left"/>
+        <w:spacing w:after="80"/>
       </w:pPr>
       <w:r>
-        <w:rPr>
-          <w:rFonts w:ascii="Arial" w:hAnsi="Arial" w:eastAsia="Arial"/>
-          <w:i w:val="0"/>
-          <w:color w:val="000000"/>
-          <w:sz w:val="22"/>
-        </w:rPr>
         <w:t>Царь рассмеялся и задал свой последний вопрос:</w:t>
       </w:r>
     </w:p>
     <w:p>
       <w:pPr>
-        <w:jc w:val="left"/>
+        <w:spacing w:after="80"/>
       </w:pPr>
       <w:r>
-        <w:rPr>
-          <w:rFonts w:ascii="Arial" w:hAnsi="Arial" w:eastAsia="Arial"/>
-          <w:i w:val="0"/>
-          <w:color w:val="000000"/>
-          <w:sz w:val="22"/>
-        </w:rPr>
-        <w:t>— Если я пошлю гуся, вы пойдете?</w:t>
+        <w:t>— А если я пришлю тебе гуся, сумеешь ощипать?</w:t>
       </w:r>
     </w:p>
     <w:p>
       <w:pPr>
-        <w:jc w:val="left"/>
+        <w:spacing w:after="80"/>
       </w:pPr>
       <w:r>
-        <w:rPr>
-          <w:rFonts w:ascii="Arial" w:hAnsi="Arial" w:eastAsia="Arial"/>
-          <w:i w:val="0"/>
-          <w:color w:val="000000"/>
-          <w:sz w:val="22"/>
-        </w:rPr>
-        <w:t>— Конечно, я пойду, и без криков, — отвечает старец.</w:t>
+        <w:t>— Сумею, государь, да так, что и не крикнет!</w:t>
       </w:r>
     </w:p>
     <w:p>
       <w:pPr>
-        <w:jc w:val="left"/>
+        <w:spacing w:after="80"/>
       </w:pPr>
       <w:r>
-        <w:rPr>
-          <w:rFonts w:ascii="Arial" w:hAnsi="Arial" w:eastAsia="Arial"/>
-          <w:i w:val="0"/>
-          <w:color w:val="000000"/>
-          <w:sz w:val="22"/>
-        </w:rPr>
         <w:t>Король и главный визирь оставляют мужчину и идут дальше. Король спрашивает главного визиря:</w:t>
       </w:r>
     </w:p>
     <w:p>
       <w:pPr>
-        <w:jc w:val="left"/>
+        <w:spacing w:after="80"/>
       </w:pPr>
       <w:r>
-        <w:rPr>
-          <w:rFonts w:ascii="Arial" w:hAnsi="Arial" w:eastAsia="Arial"/>
-          <w:i w:val="0"/>
-          <w:color w:val="000000"/>
-          <w:sz w:val="22"/>
-        </w:rPr>
         <w:t>— Вы понимаете, о чём мы говорим?</w:t>
       </w:r>
     </w:p>
     <w:p>
       <w:pPr>
-        <w:jc w:val="left"/>
+        <w:spacing w:after="80"/>
       </w:pPr>
       <w:r>
-        <w:rPr>
-          <w:rFonts w:ascii="Arial" w:hAnsi="Arial" w:eastAsia="Arial"/>
-          <w:i w:val="0"/>
-          <w:color w:val="000000"/>
-          <w:sz w:val="22"/>
-        </w:rPr>
         <w:t>— Нет, мой король, — с тревогой отвечает главный визирь.</w:t>
       </w:r>
     </w:p>
     <w:p>
       <w:pPr>
-        <w:jc w:val="left"/>
+        <w:spacing w:after="80"/>
       </w:pPr>
       <w:r>
-        <w:rPr>
-          <w:rFonts w:ascii="Arial" w:hAnsi="Arial" w:eastAsia="Arial"/>
-          <w:i w:val="0"/>
-          <w:color w:val="000000"/>
-          <w:sz w:val="22"/>
-        </w:rPr>
         <w:t>Король гневается:</w:t>
       </w:r>
     </w:p>
     <w:p>
       <w:pPr>
-        <w:jc w:val="left"/>
+        <w:spacing w:after="80"/>
       </w:pPr>
       <w:r>
-        <w:rPr>
-          <w:rFonts w:ascii="Arial" w:hAnsi="Arial" w:eastAsia="Arial"/>
-          <w:i w:val="0"/>
-          <w:color w:val="000000"/>
-          <w:sz w:val="22"/>
-        </w:rPr>
         <w:t>— Если к вечеру вы не поймёте, о чём мы говорим, я прикажу отрубить вам шею.</w:t>
       </w:r>
     </w:p>
     <w:p>
-      <w:pPr>
-        <w:jc w:val="left"/>
-      </w:pPr>
+      <w:pPr/>
       <w:r>
-        <w:rPr>
-          <w:rFonts w:ascii="Arial" w:hAnsi="Arial" w:eastAsia="Arial"/>
-          <w:i w:val="0"/>
-          <w:color w:val="000000"/>
-          <w:sz w:val="22"/>
-        </w:rPr>
         <w:t>После того как испуганный главный визирь отводит короля во дворец, он спешит обратно к краю долины и видит, что мужчина всё ещё работает там.</w:t>
       </w:r>
     </w:p>
     <w:p>
       <w:pPr>
-        <w:jc w:val="left"/>
+        <w:spacing w:after="80"/>
       </w:pPr>
       <w:r>
-        <w:rPr>
-          <w:rFonts w:ascii="Arial" w:hAnsi="Arial" w:eastAsia="Arial"/>
-          <w:i w:val="0"/>
-          <w:color w:val="000000"/>
-          <w:sz w:val="22"/>
-        </w:rPr>
         <w:t>— О чём вы говорили с королём? — обращается главный визирь к старцу.</w:t>
       </w:r>
     </w:p>
     <w:p>
       <w:pPr>
-        <w:jc w:val="left"/>
+        <w:spacing w:after="80"/>
       </w:pPr>
       <w:r>
-        <w:rPr>
-          <w:rFonts w:ascii="Arial" w:hAnsi="Arial" w:eastAsia="Arial"/>
-          <w:i w:val="0"/>
-          <w:color w:val="000000"/>
-          <w:sz w:val="22"/>
-        </w:rPr>
-        <w:t>Мужчина прекрасно осматривает главного визиря с головы до ног:</w:t>
+        <w:t>Старик оглядел визиря с головы до ног:</w:t>
       </w:r>
     </w:p>
     <w:p>
       <w:pPr>
-        <w:jc w:val="left"/>
+        <w:spacing w:after="80"/>
       </w:pPr>
       <w:r>
-        <w:rPr>
-          <w:rFonts w:ascii="Arial" w:hAnsi="Arial" w:eastAsia="Arial"/>
-          <w:i w:val="0"/>
-          <w:color w:val="000000"/>
-          <w:sz w:val="22"/>
-        </w:rPr>
-        <w:t>— Простите, я не буду говорить погоду. Дайте мне сто золотых монет, и я вам скажу, — говорит он.</w:t>
+        <w:t>— Даром объяснять не стану. Дай сто золотых — расскажу.</w:t>
       </w:r>
     </w:p>
     <w:p>
       <w:pPr>
-        <w:jc w:val="left"/>
+        <w:spacing w:after="80"/>
       </w:pPr>
       <w:r>
-        <w:rPr>
-          <w:rFonts w:ascii="Arial" w:hAnsi="Arial" w:eastAsia="Arial"/>
-          <w:i w:val="0"/>
-          <w:color w:val="000000"/>
-          <w:sz w:val="22"/>
-        </w:rPr>
         <w:t>Главный визирь даёт сто золотых монет.</w:t>
       </w:r>
     </w:p>
     <w:p>
       <w:pPr>
-        <w:jc w:val="left"/>
+        <w:spacing w:after="80"/>
       </w:pPr>
       <w:r>
-        <w:rPr>
-          <w:rFonts w:ascii="Arial" w:hAnsi="Arial" w:eastAsia="Arial"/>
-          <w:i w:val="0"/>
-          <w:color w:val="000000"/>
-          <w:sz w:val="22"/>
-        </w:rPr>
         <w:t>— Вы приветствовали короля как «сардари-джахан». Откуда вы знали, что он король?</w:t>
       </w:r>
     </w:p>
     <w:p>
       <w:pPr>
-        <w:jc w:val="left"/>
+        <w:spacing w:after="80"/>
       </w:pPr>
       <w:r>
-        <w:rPr>
-          <w:rFonts w:ascii="Arial" w:hAnsi="Arial" w:eastAsia="Arial"/>
-          <w:i w:val="0"/>
-          <w:color w:val="000000"/>
-          <w:sz w:val="22"/>
-        </w:rPr>
-        <w:t>— Я кожевник. Никто, кроме короля, не мог носить такую ​​шкуру, какую носит он.</w:t>
+        <w:t>— Я кожевник. Такой мех, как на нём, мог носить только царь.</w:t>
       </w:r>
     </w:p>
     <w:p>
       <w:pPr>
-        <w:jc w:val="left"/>
+        <w:spacing w:after="80"/>
       </w:pPr>
       <w:r>
-        <w:rPr>
-          <w:rFonts w:ascii="Arial" w:hAnsi="Arial" w:eastAsia="Arial"/>
-          <w:i w:val="0"/>
-          <w:color w:val="000000"/>
-          <w:sz w:val="22"/>
-        </w:rPr>
         <w:t>Визирь чешет затылок:</w:t>
       </w:r>
     </w:p>
     <w:p>
       <w:pPr>
-        <w:jc w:val="left"/>
+        <w:spacing w:after="80"/>
       </w:pPr>
       <w:r>
-        <w:rPr>
-          <w:rFonts w:ascii="Arial" w:hAnsi="Arial" w:eastAsia="Arial"/>
-          <w:i w:val="0"/>
-          <w:color w:val="000000"/>
-          <w:sz w:val="22"/>
-        </w:rPr>
-        <w:t>— Что он имел в виду, говоря: «Если не прибавить шесть к шести, то не хватит на тридцать два»?</w:t>
+        <w:t>— А что значит: «Если к шести не прибавить ещё шесть, тридцать два не прокормишь»?</w:t>
       </w:r>
     </w:p>
     <w:p>
       <w:pPr>
-        <w:jc w:val="left"/>
+        <w:spacing w:after="80"/>
       </w:pPr>
       <w:r>
-        <w:rPr>
-          <w:rFonts w:ascii="Arial" w:hAnsi="Arial" w:eastAsia="Arial"/>
-          <w:i w:val="0"/>
-          <w:color w:val="000000"/>
-          <w:sz w:val="22"/>
-        </w:rPr>
         <w:t>Мужчина также берет сто золотых монет, чтобы ответить на этот вопрос:</w:t>
       </w:r>
     </w:p>
     <w:p>
-      <w:pPr>
-        <w:jc w:val="left"/>
-      </w:pPr>
+      <w:pPr/>
       <w:r>
-        <w:rPr>
-          <w:rFonts w:ascii="Arial" w:hAnsi="Arial" w:eastAsia="Arial"/>
-          <w:i w:val="0"/>
-          <w:color w:val="000000"/>
-          <w:sz w:val="22"/>
-        </w:rPr>
-        <w:t>— Король, разве вы не работали в течение шести месяцев жары, а теперь работаете в этот зимний день? Я сказал: если мы не будем работать не только в течение шести месяцев жары, но и в течение шести месяцев зимы, мы не сможем найти хлеб.</w:t>
+        <w:t>— Царь спросил, разве я не трудился шесть тёплых месяцев, раз вынужден работать зимой. А я ответил: чтобы прокормить тридцать два зуба, приходится трудиться все двенадцать месяцев.</w:t>
       </w:r>
     </w:p>
     <w:p>
       <w:pPr>
-        <w:jc w:val="left"/>
+        <w:spacing w:after="80"/>
       </w:pPr>
       <w:r>
-        <w:rPr>
-          <w:rFonts w:ascii="Arial" w:hAnsi="Arial" w:eastAsia="Arial"/>
-          <w:i w:val="0"/>
-          <w:color w:val="000000"/>
-          <w:sz w:val="22"/>
-        </w:rPr>
         <w:t>Главный визирь продолжает:</w:t>
       </w:r>
     </w:p>
     <w:p>
       <w:pPr>
-        <w:jc w:val="left"/>
+        <w:spacing w:after="80"/>
       </w:pPr>
       <w:r>
-        <w:rPr>
-          <w:rFonts w:ascii="Arial" w:hAnsi="Arial" w:eastAsia="Arial"/>
-          <w:i w:val="0"/>
-          <w:color w:val="000000"/>
-          <w:sz w:val="22"/>
-        </w:rPr>
         <w:t>— Что он имел в виду, говоря: «Вы никогда не вставали по ночам?»</w:t>
       </w:r>
     </w:p>
     <w:p>
       <w:pPr>
-        <w:jc w:val="left"/>
+        <w:spacing w:after="80"/>
       </w:pPr>
       <w:r>
-        <w:rPr>
-          <w:rFonts w:ascii="Arial" w:hAnsi="Arial" w:eastAsia="Arial"/>
-          <w:i w:val="0"/>
-          <w:color w:val="000000"/>
-          <w:sz w:val="22"/>
-        </w:rPr>
         <w:t>Мужчина берет еще сто золотых монет:</w:t>
       </w:r>
     </w:p>
     <w:p>
-      <w:pPr>
-        <w:jc w:val="left"/>
-      </w:pPr>
+      <w:pPr/>
       <w:r>
-        <w:rPr>
-          <w:rFonts w:ascii="Arial" w:hAnsi="Arial" w:eastAsia="Arial"/>
-          <w:i w:val="0"/>
-          <w:color w:val="000000"/>
-          <w:sz w:val="22"/>
-        </w:rPr>
-        <w:t>— Король, у вас нет детей? — спросил он. — Да, но все они девочки; Они поженились, им суждено быть с кем-то другим, сказал я.</w:t>
+        <w:t>— Он спрашивал, есть ли у меня дети. Есть, ответил я, только все дочери: вышли замуж и живут в других семьях.</w:t>
       </w:r>
     </w:p>
     <w:p>
       <w:pPr>
-        <w:jc w:val="left"/>
+        <w:spacing w:after="80"/>
       </w:pPr>
       <w:r>
-        <w:rPr>
-          <w:rFonts w:ascii="Arial" w:hAnsi="Arial" w:eastAsia="Arial"/>
-          <w:i w:val="0"/>
-          <w:color w:val="000000"/>
-          <w:sz w:val="22"/>
-        </w:rPr>
         <w:t>Главный визирь склоняет голову:</w:t>
       </w:r>
     </w:p>
     <w:p>
       <w:pPr>
-        <w:jc w:val="left"/>
+        <w:spacing w:after="80"/>
       </w:pPr>
       <w:r>
-        <w:rPr>
-          <w:rFonts w:ascii="Arial" w:hAnsi="Arial" w:eastAsia="Arial"/>
-          <w:i w:val="0"/>
-          <w:color w:val="000000"/>
-          <w:sz w:val="22"/>
-        </w:rPr>
         <w:t>— И он сказал: «Если я пошлю гуся…» Что он имел в виду?</w:t>
       </w:r>
     </w:p>
     <w:p>
       <w:pPr>
-        <w:jc w:val="left"/>
+        <w:spacing w:after="80"/>
       </w:pPr>
       <w:r>
-        <w:rPr>
-          <w:rFonts w:ascii="Arial" w:hAnsi="Arial" w:eastAsia="Arial"/>
-          <w:i w:val="0"/>
-          <w:color w:val="000000"/>
-          <w:sz w:val="22"/>
-        </w:rPr>
         <w:t>Человек смеется и говорит главному визирю:</w:t>
       </w:r>
     </w:p>
     <w:p>
       <w:pPr>
-        <w:jc w:val="left"/>
+        <w:keepNext/>
+        <w:spacing w:after="80"/>
       </w:pPr>
       <w:r>
-        <w:rPr>
-          <w:rFonts w:ascii="Arial" w:hAnsi="Arial" w:eastAsia="Arial"/>
-          <w:i w:val="0"/>
-          <w:color w:val="000000"/>
-          <w:sz w:val="22"/>
-        </w:rPr>
         <w:t>— Догадайся сам, — говорит он.</w:t>
       </w:r>
     </w:p>
     <w:p>
       <w:pPr>
-        <w:pStyle w:val="Moral"/>
         <w:keepNext/>
         <w:keepLines/>
-        <w:widowControl/>
-        <w:spacing w:before="240" w:after="180" w:line="283" w:lineRule="auto"/>
-        <w:ind w:left="240" w:right="240"/>
-        <w:jc w:val="left"/>
-        <w:pBdr>
-          <w:top w:val="single" w:sz="8" w:space="7" w:color="E8D59A"/>
-          <w:left w:val="single" w:sz="32" w:space="11" w:color="C6A23A"/>
-          <w:bottom w:val="single" w:sz="8" w:space="7" w:color="E8D59A"/>
-          <w:right w:val="single" w:sz="8" w:space="11" w:color="E8D59A"/>
-        </w:pBdr>
-        <w:shd w:val="clear" w:color="auto" w:fill="FFF8E1"/>
+        <w:spacing w:before="160"/>
       </w:pPr>
       <w:r>
         <w:rPr>
-          <w:rFonts w:ascii="Arial" w:hAnsi="Arial" w:eastAsia="Arial" w:cs="Arial"/>
           <w:b/>
-          <w:i w:val="0"/>
-          <w:color w:val="9A7417"/>
-          <w:sz w:val="22"/>
         </w:rPr>
-        <w:t xml:space="preserve">Мораль: </w:t>
+        <w:t>Мораль:</w:t>
       </w:r>
       <w:r>
-        <w:rPr>
-          <w:rFonts w:ascii="Arial" w:hAnsi="Arial" w:eastAsia="Arial" w:cs="Arial"/>
-          <w:b w:val="0"/>
-          <w:i w:val="0"/>
-          <w:color w:val="3F3826"/>
-          <w:sz w:val="22"/>
-        </w:rPr>
-        <w:t>Мудрые слова открываются тем, кто понимает их. Не каждый понимает услышанное — некоторые ответы человек должен найти сам.</w:t>
+        <w:t xml:space="preserve"> Мудрые слова открываются тем, кто понимает их. Не каждый понимает услышанное — некоторые ответы человек должен найти сам.</w:t>
       </w:r>
     </w:p>
     <w:p>
       <w:pPr>
-        <w:keepLines/>
-        <w:widowControl/>
-        <w:spacing w:before="60" w:after="0" w:line="240" w:lineRule="auto"/>
-        <w:jc w:val="right"/>
+        <w:spacing w:after="80"/>
       </w:pPr>
       <w:r>
         <w:rPr>
-          <w:rFonts w:ascii="Arial" w:hAnsi="Arial" w:eastAsia="Arial" w:cs="Arial"/>
-          <w:b w:val="0"/>
           <w:i/>
-          <w:color w:val="8A7950"/>
-          <w:sz w:val="17"/>
+          <w:sz w:val="18"/>
         </w:rPr>
         <w:t>«История взята из открытых источников Интернета.»</w:t>
       </w:r>
     </w:p>
     <w:sectPr>
-      <w:pgSz w:w="12240" w:h="15840"/>
-      <w:pgMar w:top="1440" w:right="1440" w:bottom="1440" w:left="1440" w:header="708" w:footer="708" w:gutter="0"/>
+      <w:pgSz w:w="11909" w:h="16834"/>
+      <w:pgMar w:top="1152" w:right="1224" w:bottom="1152" w:left="1224" w:header="720" w:footer="720" w:gutter="0"/>
       <w:cols w:space="720"/>
       <w:docGrid w:linePitch="360"/>
     </w:sectPr>
@@ -951,12 +693,14 @@
     <w:qFormat/>
     <w:rsid w:val="00FC693F"/>
     <w:pPr>
-      <w:spacing w:before="0" w:after="160" w:line="276" w:lineRule="auto"/>
+      <w:widowControl/>
+      <w:spacing w:after="120" w:line="269" w:lineRule="auto"/>
     </w:pPr>
     <w:rPr>
-      <w:rFonts w:ascii="Arial" w:hAnsi="Arial" w:eastAsia="Arial"/>
+      <w:rFonts w:ascii="Arial" w:hAnsi="Arial"/>
       <w:color w:val="000000"/>
       <w:sz w:val="22"/>
+      <w:lang w:val="ru-RU"/>
     </w:rPr>
   </w:style>
   <w:style w:type="paragraph" w:styleId="Header">
@@ -1300,18 +1044,20 @@
     <w:qFormat/>
     <w:rsid w:val="00FC693F"/>
     <w:pPr>
+      <w:keepNext/>
       <w:pBdr>
         <w:bottom w:val="single" w:sz="8" w:space="4" w:color="4F81BD" w:themeColor="accent1"/>
       </w:pBdr>
-      <w:spacing w:after="300" w:line="240" w:lineRule="auto"/>
+      <w:spacing w:after="280" w:line="240" w:lineRule="auto"/>
       <w:contextualSpacing/>
     </w:pPr>
     <w:rPr>
-      <w:rFonts w:asciiTheme="majorHAnsi" w:eastAsiaTheme="majorEastAsia" w:hAnsiTheme="majorHAnsi" w:cstheme="majorBidi"/>
-      <w:color w:val="17365D" w:themeColor="text2" w:themeShade="BF"/>
+      <w:rFonts w:asciiTheme="majorHAnsi" w:eastAsiaTheme="majorEastAsia" w:hAnsiTheme="majorHAnsi" w:cstheme="majorBidi" w:ascii="Arial" w:hAnsi="Arial"/>
+      <w:b/>
+      <w:color w:val="000000"/>
       <w:spacing w:val="5"/>
       <w:kern w:val="28"/>
-      <w:sz w:val="52"/>
+      <w:sz w:val="34"/>
       <w:szCs w:val="52"/>
     </w:rPr>
   </w:style>
@@ -12640,18 +12386,6 @@
         <w:shd w:val="clear" w:color="auto" w:fill="FBCAA2" w:themeFill="accent6" w:themeFillTint="7F"/>
       </w:tcPr>
     </w:tblStylePr>
-  </w:style>
-  <w:style w:type="paragraph" w:customStyle="1" w:styleId="Moral">
-    <w:name w:val="Moral"/>
-    <w:basedOn w:val="Normal"/>
-    <w:pPr>
-      <w:spacing w:before="160" w:after="0" w:line="276" w:lineRule="auto"/>
-    </w:pPr>
-    <w:rPr>
-      <w:rFonts w:ascii="Arial" w:hAnsi="Arial" w:eastAsia="Arial"/>
-      <w:i/>
-      <w:sz w:val="22"/>
-    </w:rPr>
   </w:style>
 </w:styles>
 </file>

--- a/ru/wisdom-stories/goose-to-be-plucked.docx
+++ b/ru/wisdom-stories/goose-to-be-plucked.docx
@@ -13,7 +13,7 @@
     <w:p>
       <w:pPr/>
       <w:r>
-        <w:t>В очень холодный зимний день царь решил покинуть дворец, переодевшись, и взять с собой своего главного визиря. Пройдя некоторое время, они наткнулись на старика, работавшего на берегу ручья. Старик окунал шкуры в воду и отбивал их.</w:t>
+        <w:t>В очень холодный зимний день царь переоделся и вышел на прогулку, и взял с собой своего главного визиря. Пройдя некоторое время, они наткнулись на старика, работавшего на краю долины. Старик окунал шкуры в воду и отбивал их.</w:t>
       </w:r>
     </w:p>
     <w:p>
@@ -37,7 +37,7 @@
         <w:spacing w:after="80"/>
       </w:pPr>
       <w:r>
-        <w:t>— Ассаламу алейкум, о сардари-джахан, — и старик принял приветствие. Царь спросил:</w:t>
+        <w:t>— Алейкум ассалам, о сардари-джахан, — и старик принял приветствие. Царь спросил:</w:t>
       </w:r>
     </w:p>
     <w:p>
@@ -45,7 +45,7 @@
         <w:spacing w:after="80"/>
       </w:pPr>
       <w:r>
-        <w:t>— Что ты делал в те шесть месяцев?</w:t>
+        <w:t>— Что ты делал в те шесть?</w:t>
       </w:r>
     </w:p>
     <w:p>
@@ -53,7 +53,7 @@
         <w:spacing w:after="80"/>
       </w:pPr>
       <w:r>
-        <w:t>— Если к шести не прибавить ещё шесть, тридцать два не прокормишь, — ответил старик.</w:t>
+        <w:t>— Если к шести не прибавить ещё шесть, до тридцати двух не дойдёт, — ответил старик.</w:t>
       </w:r>
     </w:p>
     <w:p>
@@ -69,7 +69,7 @@
         <w:spacing w:after="80"/>
       </w:pPr>
       <w:r>
-        <w:t>— Вы никогда не вставали по ночам?</w:t>
+        <w:t>— Ты никогда не вставал по ночам?</w:t>
       </w:r>
     </w:p>
     <w:p>
@@ -77,7 +77,7 @@
         <w:spacing w:after="80"/>
       </w:pPr>
       <w:r>
-        <w:t>— Мы вставали, царь… но это было хорошо для народа…</w:t>
+        <w:t>— Мы вставали, царь… но это пошло на пользу другим…</w:t>
       </w:r>
     </w:p>
     <w:p>
@@ -101,7 +101,7 @@
         <w:spacing w:after="80"/>
       </w:pPr>
       <w:r>
-        <w:t>— Сумею, государь, да так, что и не крикнет!</w:t>
+        <w:t>— Конечно, ощипаю, да так, что и не крикнет!</w:t>
       </w:r>
     </w:p>
     <w:p>
@@ -109,7 +109,7 @@
         <w:spacing w:after="80"/>
       </w:pPr>
       <w:r>
-        <w:t>Король и главный визирь оставляют мужчину и идут дальше. Король спрашивает главного визиря:</w:t>
+        <w:t>Царь и главный визирь оставляют мужчину и идут дальше. Царь спрашивает главного визиря:</w:t>
       </w:r>
     </w:p>
     <w:p>
@@ -117,7 +117,7 @@
         <w:spacing w:after="80"/>
       </w:pPr>
       <w:r>
-        <w:t>— Вы понимаете, о чём мы говорим?</w:t>
+        <w:t>— Вы поняли, о чём мы говорили?</w:t>
       </w:r>
     </w:p>
     <w:p>
@@ -125,7 +125,7 @@
         <w:spacing w:after="80"/>
       </w:pPr>
       <w:r>
-        <w:t>— Нет, мой король, — с тревогой отвечает главный визирь.</w:t>
+        <w:t>— Нет, мой царь, — с тревогой отвечает главный визирь.</w:t>
       </w:r>
     </w:p>
     <w:p>
@@ -133,7 +133,7 @@
         <w:spacing w:after="80"/>
       </w:pPr>
       <w:r>
-        <w:t>Король гневается:</w:t>
+        <w:t>Царь гневается:</w:t>
       </w:r>
     </w:p>
     <w:p>
@@ -141,13 +141,13 @@
         <w:spacing w:after="80"/>
       </w:pPr>
       <w:r>
-        <w:t>— Если к вечеру вы не поймёте, о чём мы говорим, я прикажу отрубить вам шею.</w:t>
+        <w:t>— Если к вечеру вы не поймёте, о чём мы говорили, я прикажу отрубить вам шею.</w:t>
       </w:r>
     </w:p>
     <w:p>
       <w:pPr/>
       <w:r>
-        <w:t>После того как испуганный главный визирь отводит короля во дворец, он спешит обратно к краю долины и видит, что мужчина всё ещё работает там.</w:t>
+        <w:t>После того как испуганный главный визирь отводит царя во дворец, он спешит обратно к краю долины и видит, что мужчина всё ещё работает там.</w:t>
       </w:r>
     </w:p>
     <w:p>
@@ -155,7 +155,7 @@
         <w:spacing w:after="80"/>
       </w:pPr>
       <w:r>
-        <w:t>— О чём вы говорили с королём? — обращается главный визирь к старцу.</w:t>
+        <w:t>— О чём вы говорили с царём? — обращается главный визирь к старцу.</w:t>
       </w:r>
     </w:p>
     <w:p>
@@ -171,7 +171,7 @@
         <w:spacing w:after="80"/>
       </w:pPr>
       <w:r>
-        <w:t>— Даром объяснять не стану. Дай сто золотых — расскажу.</w:t>
+        <w:t>— Прости, даром не скажу. Дай сто золотых — расскажу.</w:t>
       </w:r>
     </w:p>
     <w:p>
@@ -187,7 +187,7 @@
         <w:spacing w:after="80"/>
       </w:pPr>
       <w:r>
-        <w:t>— Вы приветствовали короля как «сардари-джахан». Откуда вы знали, что он король?</w:t>
+        <w:t>— Вы приветствовали царя как «сардари-джахан». Откуда вы знали, что он царь?</w:t>
       </w:r>
     </w:p>
     <w:p>
@@ -211,7 +211,7 @@
         <w:spacing w:after="80"/>
       </w:pPr>
       <w:r>
-        <w:t>— А что значит: «Если к шести не прибавить ещё шесть, тридцать два не прокормишь»?</w:t>
+        <w:t>— А что значит: «Если к шести не прибавить ещё шесть, до тридцати двух не дойдёт»?</w:t>
       </w:r>
     </w:p>
     <w:p>
@@ -241,7 +241,7 @@
         <w:spacing w:after="80"/>
       </w:pPr>
       <w:r>
-        <w:t>— Что он имел в виду, говоря: «Вы никогда не вставали по ночам?»</w:t>
+        <w:t>— Что он имел в виду, говоря: «Ты никогда не вставал по ночам?»</w:t>
       </w:r>
     </w:p>
     <w:p>
@@ -255,7 +255,7 @@
     <w:p>
       <w:pPr/>
       <w:r>
-        <w:t>— Он спрашивал, есть ли у меня дети. Есть, ответил я, только все дочери: вышли замуж и живут в других семьях.</w:t>
+        <w:t>— Он спрашивал, есть ли у меня дети. Есть, ответил я, только все дочери: вышли замуж и приносили пользу другим.</w:t>
       </w:r>
     </w:p>
     <w:p>
@@ -288,7 +288,7 @@
         <w:spacing w:after="80"/>
       </w:pPr>
       <w:r>
-        <w:t>— Догадайся сам, — говорит он.</w:t>
+        <w:t>— Догадайся сам.</w:t>
       </w:r>
     </w:p>
     <w:p>
@@ -301,11 +301,9 @@
         <w:rPr>
           <w:b/>
         </w:rPr>
-        <w:t>Мораль:</w:t>
+        <w:t>Мораль: Мудрые слова открываются тем, кто понимает их. Не каждый понимает услышанное — некоторые ответы человек должен найти сам.</w:t>
       </w:r>
-      <w:r>
-        <w:t xml:space="preserve"> Мудрые слова открываются тем, кто понимает их. Не каждый понимает услышанное — некоторые ответы человек должен найти сам.</w:t>
-      </w:r>
+      <w:r/>
     </w:p>
     <w:p>
       <w:pPr>
@@ -316,7 +314,7 @@
           <w:i/>
           <w:sz w:val="18"/>
         </w:rPr>
-        <w:t>«История взята из открытых источников Интернета.»</w:t>
+        <w:t>Рассказы взяты из открытых интернет-источников, а иллюстрации созданы с помощью ИИ.</w:t>
       </w:r>
     </w:p>
     <w:sectPr>
